--- a/spec_task_vi.docx
+++ b/spec_task_vi.docx
@@ -716,7 +716,7 @@
                 <w:szCs w:val="19"/>
               </w:rPr>
               <w:t xml:space="preserve">task_detail_102.html
-(status: 待機中)</w:t>
+(status: 未対応)</w:t>
             </w:r>
           </w:p>
         </w:tc>
@@ -1671,7 +1671,7 @@
                 <w:szCs w:val="19"/>
               </w:rPr>
               <w:t xml:space="preserve">task_return_248x_detail.html
-(status: 待機中)</w:t>
+(status: 未対応)</w:t>
             </w:r>
           </w:p>
         </w:tc>
@@ -2084,7 +2084,7 @@
           <w:sz w:val="20"/>
           <w:szCs w:val="20"/>
         </w:rPr>
-        <w:t xml:space="preserve">Màn hình chi tiết task xuất hàng. Có 2 trạng thái chính: 待機中 (chưa scan) và 完了 (đã scan xong, cần phát label).</w:t>
+        <w:t xml:space="preserve">Màn hình chi tiết task xuất hàng. Có 2 trạng thái chính: 未対応 (chưa scan) và 完了 (đã scan xong, cần phát label).</w:t>
       </w:r>
     </w:p>
     <w:p>
@@ -2803,7 +2803,7 @@
                 <w:sz w:val="19"/>
                 <w:szCs w:val="19"/>
               </w:rPr>
-              <w:t xml:space="preserve">Text: 待機中
+              <w:t xml:space="preserve">Text: 未対応
 Màu: #f1c40f (vàng)
 FontSize: 20px</w:t>
             </w:r>
@@ -3073,7 +3073,7 @@
                 <w:sz w:val="19"/>
                 <w:szCs w:val="19"/>
               </w:rPr>
-              <w:t xml:space="preserve">status = 待機中
+              <w:t xml:space="preserve">status = 未対応
 (URL không có ?status=finished)</w:t>
             </w:r>
           </w:p>
@@ -8889,7 +8889,7 @@
           <w:sz w:val="20"/>
           <w:szCs w:val="20"/>
         </w:rPr>
-        <w:t xml:space="preserve">Màn hình chi tiết task trả hàng (返品タスク). Tương tự task xuất hàng nhưng chỉ có 2 trạng thái: 待機中 và 完了 (handled bởi trang finish).</w:t>
+        <w:t xml:space="preserve">Màn hình chi tiết task trả hàng (返品タスク). Tương tự task xuất hàng nhưng chỉ có 2 trạng thái: 未対応 và 完了 (handled bởi trang finish).</w:t>
       </w:r>
     </w:p>
     <w:p>
@@ -9080,7 +9080,7 @@
                 <w:sz w:val="19"/>
                 <w:szCs w:val="19"/>
               </w:rPr>
-              <w:t xml:space="preserve">待機中 (xám/neutral) – trạng thái ban đầu cố định</w:t>
+              <w:t xml:space="preserve">未対応 (vàng #f1c40f) – trạng thái ban đầu</w:t>
             </w:r>
           </w:p>
         </w:tc>
@@ -9460,7 +9460,7 @@
                 <w:sz w:val="22"/>
                 <w:szCs w:val="22"/>
               </w:rPr>
-              <w:t xml:space="preserve">Nội dung cố định khi status = 待機中</w:t>
+              <w:t xml:space="preserve">Nội dung cố định khi status = 未対応</w:t>
             </w:r>
           </w:p>
         </w:tc>
@@ -12006,7 +12006,7 @@
                 <w:sz w:val="19"/>
                 <w:szCs w:val="19"/>
               </w:rPr>
-              <w:t xml:space="preserve">Badge trạng thái: 待機中 / 処理中 / 完了</w:t>
+              <w:t xml:space="preserve">Badge trạng thái: 未対応 / 処理中 / 完了</w:t>
             </w:r>
           </w:p>
         </w:tc>
@@ -12498,7 +12498,7 @@
                 <w:sz w:val="19"/>
                 <w:szCs w:val="19"/>
               </w:rPr>
-              <w:t xml:space="preserve">待機中</w:t>
+              <w:t xml:space="preserve">未対応</w:t>
             </w:r>
           </w:p>
         </w:tc>
@@ -12534,7 +12534,7 @@
                 <w:sz w:val="19"/>
                 <w:szCs w:val="19"/>
               </w:rPr>
-              <w:t xml:space="preserve">Class: status-neutral (xám)
+              <w:t xml:space="preserve">Style: color #f1c40f (vàng)
 Chưa bắt đầu thực hiện</w:t>
             </w:r>
           </w:p>
@@ -13430,7 +13430,7 @@
                 <w:sz w:val="19"/>
                 <w:szCs w:val="19"/>
               </w:rPr>
-              <w:t xml:space="preserve">Luôn enabled khi status = 待機中</w:t>
+              <w:t xml:space="preserve">Luôn enabled khi status = 未対応</w:t>
             </w:r>
           </w:p>
         </w:tc>
@@ -14328,7 +14328,7 @@
                 <w:sz w:val="19"/>
                 <w:szCs w:val="19"/>
               </w:rPr>
-              <w:t xml:space="preserve">task_detail_102.html (待機中)</w:t>
+              <w:t xml:space="preserve">task_detail_102.html (未対応)</w:t>
             </w:r>
           </w:p>
         </w:tc>
